--- a/Video Game Design - year/Unit 5 - Game Design Principles & UI/Daily Lesson Plans/Word/Day 10.docx
+++ b/Video Game Design - year/Unit 5 - Game Design Principles & UI/Daily Lesson Plans/Word/Day 10.docx
@@ -50,16 +50,19 @@
               </w:rPr>
               <w:t xml:space="preserve">Video Game Design — Full Year</w:t>
             </w:r>
-          </w:p>
-          <w:p>
-            <w:pPr>
-              <w:spacing w:before="40"/>
-              <w:jc w:val="center"/>
-            </w:pPr>
-            <w:r>
-              <w:rPr>
-                <w:rFonts w:ascii="Arial" w:cs="Arial" w:eastAsia="Arial" w:hAnsi="Arial"/>
-                <w:color w:val="D1C4E9"/>
+            <w:r>
+              <w:rPr>
+                <w:rFonts w:ascii="Arial" w:cs="Arial" w:eastAsia="Arial" w:hAnsi="Arial"/>
+                <w:sz w:val="16"/>
+                <w:szCs w:val="16"/>
+              </w:rPr>
+              <w:br/>
+              <w:t xml:space="preserve"/>
+            </w:r>
+            <w:r>
+              <w:rPr>
+                <w:rFonts w:ascii="Arial" w:cs="Arial" w:eastAsia="Arial" w:hAnsi="Arial"/>
+                <w:color w:val="CE93D8"/>
                 <w:sz w:val="16"/>
                 <w:szCs w:val="16"/>
               </w:rPr>
@@ -83,7 +86,7 @@
           <w:rFonts w:ascii="Arial" w:cs="Arial" w:eastAsia="Arial" w:hAnsi="Arial"/>
           <w:b/>
           <w:bCs/>
-          <w:color w:val="311B56"/>
+          <w:color w:val="5B2D8E"/>
           <w:sz w:val="32"/>
           <w:szCs w:val="32"/>
         </w:rPr>
@@ -261,9 +264,9 @@
               <w:right w:val="single" w:color="CCCCCC" w:sz="1"/>
             </w:tcBorders>
             <w:tcMar>
-              <w:top w:type="dxa" w:w="60"/>
+              <w:top w:type="dxa" w:w="80"/>
               <w:left w:type="dxa" w:w="120"/>
-              <w:bottom w:type="dxa" w:w="60"/>
+              <w:bottom w:type="dxa" w:w="80"/>
               <w:right w:type="dxa" w:w="120"/>
             </w:tcMar>
           </w:tcPr>
@@ -290,20 +293,213 @@
               <w:right w:val="single" w:color="CCCCCC" w:sz="1"/>
             </w:tcBorders>
             <w:tcMar>
-              <w:top w:type="dxa" w:w="60"/>
+              <w:top w:type="dxa" w:w="80"/>
               <w:left w:type="dxa" w:w="120"/>
-              <w:bottom w:type="dxa" w:w="60"/>
+              <w:bottom w:type="dxa" w:w="80"/>
               <w:right w:type="dxa" w:w="120"/>
             </w:tcMar>
           </w:tcPr>
           <w:p>
-            <w:r>
-              <w:rPr>
-                <w:rFonts w:ascii="Arial" w:cs="Arial" w:eastAsia="Arial" w:hAnsi="Arial"/>
-                <w:sz w:val="20"/>
-                <w:szCs w:val="20"/>
+            <w:pPr>
+              <w:spacing w:after="80" w:before="80"/>
+            </w:pPr>
+            <w:r>
+              <w:rPr>
+                <w:rFonts w:ascii="Arial" w:cs="Arial" w:eastAsia="Arial" w:hAnsi="Arial"/>
+                <w:b/>
+                <w:bCs/>
+                <w:i w:val="false"/>
+                <w:iCs w:val="false"/>
+                <w:color w:val="000000"/>
+                <w:sz w:val="22"/>
+                <w:szCs w:val="22"/>
               </w:rPr>
               <w:t xml:space="preserve">Bell Ringer / Review</w:t>
+            </w:r>
+            <w:r>
+              <w:rPr>
+                <w:rFonts w:ascii="Arial" w:cs="Arial" w:eastAsia="Arial" w:hAnsi="Arial"/>
+                <w:sz w:val="20"/>
+                <w:szCs w:val="20"/>
+              </w:rPr>
+              <w:br/>
+              <w:t xml:space="preserve"/>
+            </w:r>
+            <w:r>
+              <w:rPr>
+                <w:rFonts w:ascii="Arial" w:cs="Arial" w:eastAsia="Arial" w:hAnsi="Arial"/>
+                <w:sz w:val="20"/>
+                <w:szCs w:val="20"/>
+              </w:rPr>
+              <w:br/>
+              <w:t xml:space="preserve"/>
+            </w:r>
+            <w:r>
+              <w:rPr>
+                <w:rFonts w:ascii="Arial" w:cs="Arial" w:eastAsia="Arial" w:hAnsi="Arial"/>
+                <w:b/>
+                <w:bCs/>
+                <w:i w:val="false"/>
+                <w:iCs w:val="false"/>
+                <w:color w:val="000000"/>
+                <w:sz w:val="20"/>
+                <w:szCs w:val="20"/>
+              </w:rPr>
+              <w:t xml:space="preserve">Quick Write </w:t>
+            </w:r>
+            <w:r>
+              <w:rPr>
+                <w:rFonts w:ascii="Arial" w:cs="Arial" w:eastAsia="Arial" w:hAnsi="Arial"/>
+                <w:b w:val="false"/>
+                <w:bCs w:val="false"/>
+                <w:i w:val="false"/>
+                <w:iCs w:val="false"/>
+                <w:color w:val="000000"/>
+                <w:sz w:val="20"/>
+                <w:szCs w:val="20"/>
+              </w:rPr>
+              <w:t xml:space="preserve">(3 min — written or verbal):</w:t>
+            </w:r>
+            <w:r>
+              <w:rPr>
+                <w:rFonts w:ascii="Arial" w:cs="Arial" w:eastAsia="Arial" w:hAnsi="Arial"/>
+                <w:sz w:val="20"/>
+                <w:szCs w:val="20"/>
+              </w:rPr>
+              <w:br/>
+              <w:t xml:space="preserve"/>
+            </w:r>
+            <w:r>
+              <w:rPr>
+                <w:rFonts w:ascii="Arial" w:cs="Arial" w:eastAsia="Arial" w:hAnsi="Arial"/>
+                <w:b w:val="false"/>
+                <w:bCs w:val="false"/>
+                <w:i w:val="false"/>
+                <w:iCs w:val="false"/>
+                <w:color w:val="000000"/>
+                <w:sz w:val="20"/>
+                <w:szCs w:val="20"/>
+              </w:rPr>
+              <w:t xml:space="preserve">    What do you already know about how to create smooth, animated sliders and implement experience progress bars?</w:t>
+            </w:r>
+            <w:r>
+              <w:rPr>
+                <w:rFonts w:ascii="Arial" w:cs="Arial" w:eastAsia="Arial" w:hAnsi="Arial"/>
+                <w:sz w:val="20"/>
+                <w:szCs w:val="20"/>
+              </w:rPr>
+              <w:br/>
+              <w:t xml:space="preserve"/>
+            </w:r>
+            <w:r>
+              <w:rPr>
+                <w:rFonts w:ascii="Arial" w:cs="Arial" w:eastAsia="Arial" w:hAnsi="Arial"/>
+                <w:sz w:val="20"/>
+                <w:szCs w:val="20"/>
+              </w:rPr>
+              <w:br/>
+              <w:t xml:space="preserve"/>
+            </w:r>
+            <w:r>
+              <w:rPr>
+                <w:rFonts w:ascii="Arial" w:cs="Arial" w:eastAsia="Arial" w:hAnsi="Arial"/>
+                <w:b/>
+                <w:bCs/>
+                <w:i w:val="false"/>
+                <w:iCs w:val="false"/>
+                <w:color w:val="000000"/>
+                <w:sz w:val="20"/>
+                <w:szCs w:val="20"/>
+              </w:rPr>
+              <w:t xml:space="preserve">Vocabulary Preview — </w:t>
+            </w:r>
+            <w:r>
+              <w:rPr>
+                <w:rFonts w:ascii="Arial" w:cs="Arial" w:eastAsia="Arial" w:hAnsi="Arial"/>
+                <w:b w:val="false"/>
+                <w:bCs w:val="false"/>
+                <w:i w:val="false"/>
+                <w:iCs w:val="false"/>
+                <w:color w:val="000000"/>
+                <w:sz w:val="20"/>
+                <w:szCs w:val="20"/>
+              </w:rPr>
+              <w:t xml:space="preserve">terms we'll use today:</w:t>
+            </w:r>
+            <w:r>
+              <w:rPr>
+                <w:rFonts w:ascii="Arial" w:cs="Arial" w:eastAsia="Arial" w:hAnsi="Arial"/>
+                <w:sz w:val="20"/>
+                <w:szCs w:val="20"/>
+              </w:rPr>
+              <w:br/>
+              <w:t xml:space="preserve"/>
+            </w:r>
+            <w:r>
+              <w:rPr>
+                <w:rFonts w:ascii="Arial" w:cs="Arial" w:eastAsia="Arial" w:hAnsi="Arial"/>
+                <w:b w:val="false"/>
+                <w:bCs w:val="false"/>
+                <w:i w:val="false"/>
+                <w:iCs w:val="false"/>
+                <w:color w:val="000000"/>
+                <w:sz w:val="20"/>
+                <w:szCs w:val="20"/>
+              </w:rPr>
+              <w:t xml:space="preserve">    • Animated Value Changes   •   Progress Bars   •   Callbacks   •   Clamping   •   Create XP Bar UI   •   Configure</w:t>
+            </w:r>
+            <w:r>
+              <w:rPr>
+                <w:rFonts w:ascii="Arial" w:cs="Arial" w:eastAsia="Arial" w:hAnsi="Arial"/>
+                <w:sz w:val="20"/>
+                <w:szCs w:val="20"/>
+              </w:rPr>
+              <w:br/>
+              <w:t xml:space="preserve"/>
+            </w:r>
+            <w:r>
+              <w:rPr>
+                <w:rFonts w:ascii="Arial" w:cs="Arial" w:eastAsia="Arial" w:hAnsi="Arial"/>
+                <w:sz w:val="20"/>
+                <w:szCs w:val="20"/>
+              </w:rPr>
+              <w:br/>
+              <w:t xml:space="preserve"/>
+            </w:r>
+            <w:r>
+              <w:rPr>
+                <w:rFonts w:ascii="Arial" w:cs="Arial" w:eastAsia="Arial" w:hAnsi="Arial"/>
+                <w:b w:val="false"/>
+                <w:bCs w:val="false"/>
+                <w:i/>
+                <w:iCs/>
+                <w:color w:val="444444"/>
+                <w:sz w:val="20"/>
+                <w:szCs w:val="20"/>
+              </w:rPr>
+              <w:t xml:space="preserve">Today's Goal: By the end of class you will be able to create smooth, animated sliders and implement experience progress bars.</w:t>
+            </w:r>
+            <w:r>
+              <w:rPr>
+                <w:rFonts w:ascii="Arial" w:cs="Arial" w:eastAsia="Arial" w:hAnsi="Arial"/>
+                <w:sz w:val="20"/>
+                <w:szCs w:val="20"/>
+              </w:rPr>
+              <w:br/>
+              <w:t xml:space="preserve"/>
+            </w:r>
+            <w:r>
+              <w:rPr>
+                <w:rFonts w:ascii="Arial" w:cs="Arial" w:eastAsia="Arial" w:hAnsi="Arial"/>
+                <w:b w:val="false"/>
+                <w:bCs w:val="false"/>
+                <w:i/>
+                <w:iCs/>
+                <w:color w:val="555555"/>
+                <w:sz w:val="20"/>
+                <w:szCs w:val="20"/>
+              </w:rPr>
+              <w:t xml:space="preserve">→ Pair-share your response, then 2–3 students share with the class.</w:t>
             </w:r>
           </w:p>
         </w:tc>
@@ -319,9 +515,9 @@
               <w:right w:val="single" w:color="CCCCCC" w:sz="1"/>
             </w:tcBorders>
             <w:tcMar>
-              <w:top w:type="dxa" w:w="60"/>
+              <w:top w:type="dxa" w:w="80"/>
               <w:left w:type="dxa" w:w="120"/>
-              <w:bottom w:type="dxa" w:w="60"/>
+              <w:bottom w:type="dxa" w:w="80"/>
               <w:right w:type="dxa" w:w="120"/>
             </w:tcMar>
           </w:tcPr>
@@ -348,20 +544,261 @@
               <w:right w:val="single" w:color="CCCCCC" w:sz="1"/>
             </w:tcBorders>
             <w:tcMar>
-              <w:top w:type="dxa" w:w="60"/>
+              <w:top w:type="dxa" w:w="80"/>
               <w:left w:type="dxa" w:w="120"/>
-              <w:bottom w:type="dxa" w:w="60"/>
+              <w:bottom w:type="dxa" w:w="80"/>
               <w:right w:type="dxa" w:w="120"/>
             </w:tcMar>
           </w:tcPr>
           <w:p>
-            <w:r>
-              <w:rPr>
-                <w:rFonts w:ascii="Arial" w:cs="Arial" w:eastAsia="Arial" w:hAnsi="Arial"/>
-                <w:sz w:val="20"/>
-                <w:szCs w:val="20"/>
-              </w:rPr>
-              <w:t xml:space="preserve">Mini Lesson: Advanced Sliders &amp; Progress Systems</w:t>
+            <w:pPr>
+              <w:spacing w:after="80" w:before="80"/>
+            </w:pPr>
+            <w:r>
+              <w:rPr>
+                <w:rFonts w:ascii="Arial" w:cs="Arial" w:eastAsia="Arial" w:hAnsi="Arial"/>
+                <w:b/>
+                <w:bCs/>
+                <w:i w:val="false"/>
+                <w:iCs w:val="false"/>
+                <w:color w:val="000000"/>
+                <w:sz w:val="22"/>
+                <w:szCs w:val="22"/>
+              </w:rPr>
+              <w:t xml:space="preserve">Mini Lesson: </w:t>
+            </w:r>
+            <w:r>
+              <w:rPr>
+                <w:rFonts w:ascii="Arial" w:cs="Arial" w:eastAsia="Arial" w:hAnsi="Arial"/>
+                <w:b w:val="false"/>
+                <w:bCs w:val="false"/>
+                <w:i w:val="false"/>
+                <w:iCs w:val="false"/>
+                <w:color w:val="000000"/>
+                <w:sz w:val="22"/>
+                <w:szCs w:val="22"/>
+              </w:rPr>
+              <w:t xml:space="preserve">Advanced Sliders &amp; Progress Systems</w:t>
+            </w:r>
+            <w:r>
+              <w:rPr>
+                <w:rFonts w:ascii="Arial" w:cs="Arial" w:eastAsia="Arial" w:hAnsi="Arial"/>
+                <w:sz w:val="20"/>
+                <w:szCs w:val="20"/>
+              </w:rPr>
+              <w:br/>
+              <w:t xml:space="preserve"/>
+            </w:r>
+            <w:r>
+              <w:rPr>
+                <w:rFonts w:ascii="Arial" w:cs="Arial" w:eastAsia="Arial" w:hAnsi="Arial"/>
+                <w:sz w:val="20"/>
+                <w:szCs w:val="20"/>
+              </w:rPr>
+              <w:br/>
+              <w:t xml:space="preserve"/>
+            </w:r>
+            <w:r>
+              <w:rPr>
+                <w:rFonts w:ascii="Arial" w:cs="Arial" w:eastAsia="Arial" w:hAnsi="Arial"/>
+                <w:b/>
+                <w:bCs/>
+                <w:i/>
+                <w:iCs/>
+                <w:color w:val="000000"/>
+                <w:sz w:val="20"/>
+                <w:szCs w:val="20"/>
+              </w:rPr>
+              <w:t xml:space="preserve">Learning Target: </w:t>
+            </w:r>
+            <w:r>
+              <w:rPr>
+                <w:rFonts w:ascii="Arial" w:cs="Arial" w:eastAsia="Arial" w:hAnsi="Arial"/>
+                <w:b w:val="false"/>
+                <w:bCs w:val="false"/>
+                <w:i/>
+                <w:iCs/>
+                <w:color w:val="333333"/>
+                <w:sz w:val="20"/>
+                <w:szCs w:val="20"/>
+              </w:rPr>
+              <w:t xml:space="preserve">I can create smooth, animated sliders and implement experience progress bars.</w:t>
+            </w:r>
+            <w:r>
+              <w:rPr>
+                <w:rFonts w:ascii="Arial" w:cs="Arial" w:eastAsia="Arial" w:hAnsi="Arial"/>
+                <w:sz w:val="20"/>
+                <w:szCs w:val="20"/>
+              </w:rPr>
+              <w:br/>
+              <w:t xml:space="preserve"/>
+            </w:r>
+            <w:r>
+              <w:rPr>
+                <w:rFonts w:ascii="Arial" w:cs="Arial" w:eastAsia="Arial" w:hAnsi="Arial"/>
+                <w:sz w:val="20"/>
+                <w:szCs w:val="20"/>
+              </w:rPr>
+              <w:br/>
+              <w:t xml:space="preserve"/>
+            </w:r>
+            <w:r>
+              <w:rPr>
+                <w:rFonts w:ascii="Arial" w:cs="Arial" w:eastAsia="Arial" w:hAnsi="Arial"/>
+                <w:b w:val="false"/>
+                <w:bCs w:val="false"/>
+                <w:i w:val="false"/>
+                <w:iCs w:val="false"/>
+                <w:color w:val="000000"/>
+                <w:sz w:val="20"/>
+                <w:szCs w:val="20"/>
+              </w:rPr>
+              <w:t xml:space="preserve">Animated Value Changes: Smoothly transition from old health to new health using Lerp() instead of instant updates.</w:t>
+            </w:r>
+            <w:r>
+              <w:rPr>
+                <w:rFonts w:ascii="Arial" w:cs="Arial" w:eastAsia="Arial" w:hAnsi="Arial"/>
+                <w:sz w:val="20"/>
+                <w:szCs w:val="20"/>
+              </w:rPr>
+              <w:br/>
+              <w:t xml:space="preserve"/>
+            </w:r>
+            <w:r>
+              <w:rPr>
+                <w:rFonts w:ascii="Arial" w:cs="Arial" w:eastAsia="Arial" w:hAnsi="Arial"/>
+                <w:b w:val="false"/>
+                <w:bCs w:val="false"/>
+                <w:i w:val="false"/>
+                <w:iCs w:val="false"/>
+                <w:color w:val="000000"/>
+                <w:sz w:val="20"/>
+                <w:szCs w:val="20"/>
+              </w:rPr>
+              <w:t xml:space="preserve">Progress Bars: Similar to health bars but for XP, quest completion, or loading.</w:t>
+            </w:r>
+            <w:r>
+              <w:rPr>
+                <w:rFonts w:ascii="Arial" w:cs="Arial" w:eastAsia="Arial" w:hAnsi="Arial"/>
+                <w:sz w:val="20"/>
+                <w:szCs w:val="20"/>
+              </w:rPr>
+              <w:br/>
+              <w:t xml:space="preserve"/>
+            </w:r>
+            <w:r>
+              <w:rPr>
+                <w:rFonts w:ascii="Arial" w:cs="Arial" w:eastAsia="Arial" w:hAnsi="Arial"/>
+                <w:sz w:val="20"/>
+                <w:szCs w:val="20"/>
+              </w:rPr>
+              <w:br/>
+              <w:t xml:space="preserve"/>
+            </w:r>
+            <w:r>
+              <w:rPr>
+                <w:rFonts w:ascii="Arial" w:cs="Arial" w:eastAsia="Arial" w:hAnsi="Arial"/>
+                <w:b/>
+                <w:bCs/>
+                <w:i w:val="false"/>
+                <w:iCs w:val="false"/>
+                <w:color w:val="000000"/>
+                <w:sz w:val="20"/>
+                <w:szCs w:val="20"/>
+              </w:rPr>
+              <w:t xml:space="preserve">Vocabulary: </w:t>
+            </w:r>
+            <w:r>
+              <w:rPr>
+                <w:rFonts w:ascii="Arial" w:cs="Arial" w:eastAsia="Arial" w:hAnsi="Arial"/>
+                <w:b w:val="false"/>
+                <w:bCs w:val="false"/>
+                <w:i w:val="false"/>
+                <w:iCs w:val="false"/>
+                <w:color w:val="000000"/>
+                <w:sz w:val="20"/>
+                <w:szCs w:val="20"/>
+              </w:rPr>
+              <w:t xml:space="preserve">Animated Value Changes, Progress Bars, Callbacks, Clamping, Create XP Bar UI, Configure</w:t>
+            </w:r>
+            <w:r>
+              <w:rPr>
+                <w:rFonts w:ascii="Arial" w:cs="Arial" w:eastAsia="Arial" w:hAnsi="Arial"/>
+                <w:sz w:val="20"/>
+                <w:szCs w:val="20"/>
+              </w:rPr>
+              <w:br/>
+              <w:t xml:space="preserve"/>
+            </w:r>
+            <w:r>
+              <w:rPr>
+                <w:rFonts w:ascii="Arial" w:cs="Arial" w:eastAsia="Arial" w:hAnsi="Arial"/>
+                <w:sz w:val="20"/>
+                <w:szCs w:val="20"/>
+              </w:rPr>
+              <w:br/>
+              <w:t xml:space="preserve"/>
+            </w:r>
+            <w:r>
+              <w:rPr>
+                <w:rFonts w:ascii="Arial" w:cs="Arial" w:eastAsia="Arial" w:hAnsi="Arial"/>
+                <w:b/>
+                <w:bCs/>
+                <w:i/>
+                <w:iCs/>
+                <w:color w:val="555555"/>
+                <w:sz w:val="20"/>
+                <w:szCs w:val="20"/>
+              </w:rPr>
+              <w:t xml:space="preserve">→ Live Demo — </w:t>
+            </w:r>
+            <w:r>
+              <w:rPr>
+                <w:rFonts w:ascii="Arial" w:cs="Arial" w:eastAsia="Arial" w:hAnsi="Arial"/>
+                <w:b w:val="false"/>
+                <w:bCs w:val="false"/>
+                <w:i/>
+                <w:iCs/>
+                <w:color w:val="555555"/>
+                <w:sz w:val="20"/>
+                <w:szCs w:val="20"/>
+              </w:rPr>
+              <w:t xml:space="preserve">type examples as students follow along in their own editor.</w:t>
+            </w:r>
+            <w:r>
+              <w:rPr>
+                <w:rFonts w:ascii="Arial" w:cs="Arial" w:eastAsia="Arial" w:hAnsi="Arial"/>
+                <w:sz w:val="20"/>
+                <w:szCs w:val="20"/>
+              </w:rPr>
+              <w:br/>
+              <w:t xml:space="preserve"/>
+            </w:r>
+            <w:r>
+              <w:rPr>
+                <w:rFonts w:ascii="Arial" w:cs="Arial" w:eastAsia="Arial" w:hAnsi="Arial"/>
+                <w:b/>
+                <w:bCs/>
+                <w:i/>
+                <w:iCs/>
+                <w:color w:val="555555"/>
+                <w:sz w:val="20"/>
+                <w:szCs w:val="20"/>
+              </w:rPr>
+              <w:t xml:space="preserve">→ Check for Understanding: </w:t>
+            </w:r>
+            <w:r>
+              <w:rPr>
+                <w:rFonts w:ascii="Arial" w:cs="Arial" w:eastAsia="Arial" w:hAnsi="Arial"/>
+                <w:b w:val="false"/>
+                <w:bCs w:val="false"/>
+                <w:i/>
+                <w:iCs/>
+                <w:color w:val="555555"/>
+                <w:sz w:val="20"/>
+                <w:szCs w:val="20"/>
+              </w:rPr>
+              <w:t xml:space="preserve">pause and cold-call: “Can someone explain what we just did in their own words?”</w:t>
             </w:r>
           </w:p>
         </w:tc>
@@ -377,9 +814,9 @@
               <w:right w:val="single" w:color="CCCCCC" w:sz="1"/>
             </w:tcBorders>
             <w:tcMar>
-              <w:top w:type="dxa" w:w="60"/>
+              <w:top w:type="dxa" w:w="80"/>
               <w:left w:type="dxa" w:w="120"/>
-              <w:bottom w:type="dxa" w:w="60"/>
+              <w:bottom w:type="dxa" w:w="80"/>
               <w:right w:type="dxa" w:w="120"/>
             </w:tcMar>
           </w:tcPr>
@@ -406,20 +843,97 @@
               <w:right w:val="single" w:color="CCCCCC" w:sz="1"/>
             </w:tcBorders>
             <w:tcMar>
-              <w:top w:type="dxa" w:w="60"/>
+              <w:top w:type="dxa" w:w="80"/>
               <w:left w:type="dxa" w:w="120"/>
-              <w:bottom w:type="dxa" w:w="60"/>
+              <w:bottom w:type="dxa" w:w="80"/>
               <w:right w:type="dxa" w:w="120"/>
             </w:tcMar>
           </w:tcPr>
           <w:p>
-            <w:r>
-              <w:rPr>
-                <w:rFonts w:ascii="Arial" w:cs="Arial" w:eastAsia="Arial" w:hAnsi="Arial"/>
-                <w:sz w:val="20"/>
-                <w:szCs w:val="20"/>
+            <w:pPr>
+              <w:spacing w:after="80" w:before="80"/>
+            </w:pPr>
+            <w:r>
+              <w:rPr>
+                <w:rFonts w:ascii="Arial" w:cs="Arial" w:eastAsia="Arial" w:hAnsi="Arial"/>
+                <w:b/>
+                <w:bCs/>
+                <w:i w:val="false"/>
+                <w:iCs w:val="false"/>
+                <w:color w:val="000000"/>
+                <w:sz w:val="22"/>
+                <w:szCs w:val="22"/>
               </w:rPr>
               <w:t xml:space="preserve">Guided Practice</w:t>
+            </w:r>
+            <w:r>
+              <w:rPr>
+                <w:rFonts w:ascii="Arial" w:cs="Arial" w:eastAsia="Arial" w:hAnsi="Arial"/>
+                <w:sz w:val="20"/>
+                <w:szCs w:val="20"/>
+              </w:rPr>
+              <w:br/>
+              <w:t xml:space="preserve"/>
+            </w:r>
+            <w:r>
+              <w:rPr>
+                <w:rFonts w:ascii="Arial" w:cs="Arial" w:eastAsia="Arial" w:hAnsi="Arial"/>
+                <w:sz w:val="20"/>
+                <w:szCs w:val="20"/>
+              </w:rPr>
+              <w:br/>
+              <w:t xml:space="preserve"/>
+            </w:r>
+            <w:r>
+              <w:rPr>
+                <w:rFonts w:ascii="Arial" w:cs="Arial" w:eastAsia="Arial" w:hAnsi="Arial"/>
+                <w:b w:val="false"/>
+                <w:bCs w:val="false"/>
+                <w:i w:val="false"/>
+                <w:iCs w:val="false"/>
+                <w:color w:val="000000"/>
+                <w:sz w:val="20"/>
+                <w:szCs w:val="20"/>
+              </w:rPr>
+              <w:t xml:space="preserve">1. Build XP System:
+   - Implement GainXP() method
+   - Test: Press Space to gain 20 XP
+   - Verify level up triggers when reaching threshold
+2. Smooth Animation:
+   - Adjust lerpSpeed until the bar feels responsive but not instant
+   - Does it feel game-like?
+3. Multiple Bars:</w:t>
+            </w:r>
+            <w:r>
+              <w:rPr>
+                <w:rFonts w:ascii="Arial" w:cs="Arial" w:eastAsia="Arial" w:hAnsi="Arial"/>
+                <w:sz w:val="20"/>
+                <w:szCs w:val="20"/>
+              </w:rPr>
+              <w:br/>
+              <w:t xml:space="preserve"/>
+            </w:r>
+            <w:r>
+              <w:rPr>
+                <w:rFonts w:ascii="Arial" w:cs="Arial" w:eastAsia="Arial" w:hAnsi="Arial"/>
+                <w:sz w:val="20"/>
+                <w:szCs w:val="20"/>
+              </w:rPr>
+              <w:br/>
+              <w:t xml:space="preserve"/>
+            </w:r>
+            <w:r>
+              <w:rPr>
+                <w:rFonts w:ascii="Arial" w:cs="Arial" w:eastAsia="Arial" w:hAnsi="Arial"/>
+                <w:b w:val="false"/>
+                <w:bCs w:val="false"/>
+                <w:i/>
+                <w:iCs/>
+                <w:color w:val="555555"/>
+                <w:sz w:val="20"/>
+                <w:szCs w:val="20"/>
+              </w:rPr>
+              <w:t xml:space="preserve">→ Teacher models — students try alongside, then compare results.</w:t>
             </w:r>
           </w:p>
         </w:tc>
@@ -435,9 +949,9 @@
               <w:right w:val="single" w:color="CCCCCC" w:sz="1"/>
             </w:tcBorders>
             <w:tcMar>
-              <w:top w:type="dxa" w:w="60"/>
+              <w:top w:type="dxa" w:w="80"/>
               <w:left w:type="dxa" w:w="120"/>
-              <w:bottom w:type="dxa" w:w="60"/>
+              <w:bottom w:type="dxa" w:w="80"/>
               <w:right w:type="dxa" w:w="120"/>
             </w:tcMar>
           </w:tcPr>
@@ -450,7 +964,7 @@
                 <w:sz w:val="20"/>
                 <w:szCs w:val="20"/>
               </w:rPr>
-              <w:t xml:space="preserve">15-20 min</w:t>
+              <w:t xml:space="preserve">15–20 min</w:t>
             </w:r>
           </w:p>
         </w:tc>
@@ -464,20 +978,81 @@
               <w:right w:val="single" w:color="CCCCCC" w:sz="1"/>
             </w:tcBorders>
             <w:tcMar>
-              <w:top w:type="dxa" w:w="60"/>
+              <w:top w:type="dxa" w:w="80"/>
               <w:left w:type="dxa" w:w="120"/>
-              <w:bottom w:type="dxa" w:w="60"/>
+              <w:bottom w:type="dxa" w:w="80"/>
               <w:right w:type="dxa" w:w="120"/>
             </w:tcMar>
           </w:tcPr>
           <w:p>
-            <w:r>
-              <w:rPr>
-                <w:rFonts w:ascii="Arial" w:cs="Arial" w:eastAsia="Arial" w:hAnsi="Arial"/>
-                <w:sz w:val="20"/>
-                <w:szCs w:val="20"/>
-              </w:rPr>
-              <w:t xml:space="preserve">Independent Practice / Build Time</w:t>
+            <w:pPr>
+              <w:spacing w:after="80" w:before="80"/>
+            </w:pPr>
+            <w:r>
+              <w:rPr>
+                <w:rFonts w:ascii="Arial" w:cs="Arial" w:eastAsia="Arial" w:hAnsi="Arial"/>
+                <w:b/>
+                <w:bCs/>
+                <w:i w:val="false"/>
+                <w:iCs w:val="false"/>
+                <w:color w:val="000000"/>
+                <w:sz w:val="22"/>
+                <w:szCs w:val="22"/>
+              </w:rPr>
+              <w:t xml:space="preserve">Independent Practice / Code Along</w:t>
+            </w:r>
+            <w:r>
+              <w:rPr>
+                <w:rFonts w:ascii="Arial" w:cs="Arial" w:eastAsia="Arial" w:hAnsi="Arial"/>
+                <w:sz w:val="20"/>
+                <w:szCs w:val="20"/>
+              </w:rPr>
+              <w:br/>
+              <w:t xml:space="preserve"/>
+            </w:r>
+            <w:r>
+              <w:rPr>
+                <w:rFonts w:ascii="Arial" w:cs="Arial" w:eastAsia="Arial" w:hAnsi="Arial"/>
+                <w:b w:val="false"/>
+                <w:bCs w:val="false"/>
+                <w:i w:val="false"/>
+                <w:iCs w:val="false"/>
+                <w:color w:val="000000"/>
+                <w:sz w:val="20"/>
+                <w:szCs w:val="20"/>
+              </w:rPr>
+              <w:t xml:space="preserve">    Work through problems from the day's exercise set.</w:t>
+            </w:r>
+            <w:r>
+              <w:rPr>
+                <w:rFonts w:ascii="Arial" w:cs="Arial" w:eastAsia="Arial" w:hAnsi="Arial"/>
+                <w:sz w:val="20"/>
+                <w:szCs w:val="20"/>
+              </w:rPr>
+              <w:br/>
+              <w:t xml:space="preserve"/>
+            </w:r>
+            <w:r>
+              <w:rPr>
+                <w:rFonts w:ascii="Arial" w:cs="Arial" w:eastAsia="Arial" w:hAnsi="Arial"/>
+                <w:sz w:val="20"/>
+                <w:szCs w:val="20"/>
+              </w:rPr>
+              <w:br/>
+              <w:t xml:space="preserve"/>
+            </w:r>
+            <w:r>
+              <w:rPr>
+                <w:rFonts w:ascii="Arial" w:cs="Arial" w:eastAsia="Arial" w:hAnsi="Arial"/>
+                <w:b w:val="false"/>
+                <w:bCs w:val="false"/>
+                <w:i/>
+                <w:iCs/>
+                <w:color w:val="555555"/>
+                <w:sz w:val="20"/>
+                <w:szCs w:val="20"/>
+              </w:rPr>
+              <w:t xml:space="preserve">→ Teacher circulates — offer hints, check for understanding.</w:t>
             </w:r>
           </w:p>
         </w:tc>
@@ -493,9 +1068,9 @@
               <w:right w:val="single" w:color="CCCCCC" w:sz="1"/>
             </w:tcBorders>
             <w:tcMar>
-              <w:top w:type="dxa" w:w="60"/>
+              <w:top w:type="dxa" w:w="80"/>
               <w:left w:type="dxa" w:w="120"/>
-              <w:bottom w:type="dxa" w:w="60"/>
+              <w:bottom w:type="dxa" w:w="80"/>
               <w:right w:type="dxa" w:w="120"/>
             </w:tcMar>
           </w:tcPr>
@@ -522,20 +1097,90 @@
               <w:right w:val="single" w:color="CCCCCC" w:sz="1"/>
             </w:tcBorders>
             <w:tcMar>
-              <w:top w:type="dxa" w:w="60"/>
+              <w:top w:type="dxa" w:w="80"/>
               <w:left w:type="dxa" w:w="120"/>
-              <w:bottom w:type="dxa" w:w="60"/>
+              <w:bottom w:type="dxa" w:w="80"/>
               <w:right w:type="dxa" w:w="120"/>
             </w:tcMar>
           </w:tcPr>
           <w:p>
-            <w:r>
-              <w:rPr>
-                <w:rFonts w:ascii="Arial" w:cs="Arial" w:eastAsia="Arial" w:hAnsi="Arial"/>
-                <w:sz w:val="20"/>
-                <w:szCs w:val="20"/>
+            <w:pPr>
+              <w:spacing w:after="80" w:before="80"/>
+            </w:pPr>
+            <w:r>
+              <w:rPr>
+                <w:rFonts w:ascii="Arial" w:cs="Arial" w:eastAsia="Arial" w:hAnsi="Arial"/>
+                <w:b/>
+                <w:bCs/>
+                <w:i w:val="false"/>
+                <w:iCs w:val="false"/>
+                <w:color w:val="000000"/>
+                <w:sz w:val="22"/>
+                <w:szCs w:val="22"/>
               </w:rPr>
               <w:t xml:space="preserve">Exit Ticket / Wrap-Up</w:t>
+            </w:r>
+            <w:r>
+              <w:rPr>
+                <w:rFonts w:ascii="Arial" w:cs="Arial" w:eastAsia="Arial" w:hAnsi="Arial"/>
+                <w:sz w:val="20"/>
+                <w:szCs w:val="20"/>
+              </w:rPr>
+              <w:br/>
+              <w:t xml:space="preserve"/>
+            </w:r>
+            <w:r>
+              <w:rPr>
+                <w:rFonts w:ascii="Arial" w:cs="Arial" w:eastAsia="Arial" w:hAnsi="Arial"/>
+                <w:sz w:val="20"/>
+                <w:szCs w:val="20"/>
+              </w:rPr>
+              <w:br/>
+              <w:t xml:space="preserve"/>
+            </w:r>
+            <w:r>
+              <w:rPr>
+                <w:rFonts w:ascii="Arial" w:cs="Arial" w:eastAsia="Arial" w:hAnsi="Arial"/>
+                <w:b w:val="false"/>
+                <w:bCs w:val="false"/>
+                <w:i w:val="false"/>
+                <w:iCs w:val="false"/>
+                <w:color w:val="000000"/>
+                <w:sz w:val="20"/>
+                <w:szCs w:val="20"/>
+              </w:rPr>
+              <w:t xml:space="preserve">Quick Check: Create smooth, animated sliders and implement experience progress bars?</w:t>
+            </w:r>
+            <w:r>
+              <w:rPr>
+                <w:rFonts w:ascii="Arial" w:cs="Arial" w:eastAsia="Arial" w:hAnsi="Arial"/>
+                <w:sz w:val="20"/>
+                <w:szCs w:val="20"/>
+              </w:rPr>
+              <w:br/>
+              <w:t xml:space="preserve"/>
+            </w:r>
+            <w:r>
+              <w:rPr>
+                <w:rFonts w:ascii="Arial" w:cs="Arial" w:eastAsia="Arial" w:hAnsi="Arial"/>
+                <w:sz w:val="20"/>
+                <w:szCs w:val="20"/>
+              </w:rPr>
+              <w:br/>
+              <w:t xml:space="preserve"/>
+            </w:r>
+            <w:r>
+              <w:rPr>
+                <w:rFonts w:ascii="Arial" w:cs="Arial" w:eastAsia="Arial" w:hAnsi="Arial"/>
+                <w:b w:val="false"/>
+                <w:bCs w:val="false"/>
+                <w:i/>
+                <w:iCs/>
+                <w:color w:val="555555"/>
+                <w:sz w:val="20"/>
+                <w:szCs w:val="20"/>
+              </w:rPr>
+              <w:t xml:space="preserve">→ 3–2–1: Name 3 things learned, 2 new vocab words, 1 question you still have.</w:t>
             </w:r>
           </w:p>
         </w:tc>

--- a/Video Game Design - year/Unit 5 - Game Design Principles & UI/Daily Lesson Plans/Word/Day 10.docx
+++ b/Video Game Design - year/Unit 5 - Game Design Principles & UI/Daily Lesson Plans/Word/Day 10.docx
@@ -380,7 +380,7 @@
                 <w:sz w:val="20"/>
                 <w:szCs w:val="20"/>
               </w:rPr>
-              <w:t xml:space="preserve">    What do you already know about how to create smooth, animated sliders and implement experience progress bars?</w:t>
+              <w:t xml:space="preserve">    If you were going to create smooth, animated sliders and implement experience progress bars, what pieces or steps would you need? Brainstorm a quick list.</w:t>
             </w:r>
             <w:r>
               <w:rPr>
@@ -477,7 +477,7 @@
                 <w:sz w:val="20"/>
                 <w:szCs w:val="20"/>
               </w:rPr>
-              <w:t xml:space="preserve">Today's Goal: By the end of class you will be able to create smooth, animated sliders and implement experience progress bars.</w:t>
+              <w:t xml:space="preserve">Today’s Goal: By the end of class you will be able to create smooth, animated sliders and implement experience progress bars.</w:t>
             </w:r>
             <w:r>
               <w:rPr>
@@ -1149,7 +1149,7 @@
                 <w:sz w:val="20"/>
                 <w:szCs w:val="20"/>
               </w:rPr>
-              <w:t xml:space="preserve">Quick Check: Create smooth, animated sliders and implement experience progress bars?</w:t>
+              <w:t xml:space="preserve">What are the 2-3 most important steps when you create smooth, animated sliders and implement experience progress bars? What could go wrong if you skip one?</w:t>
             </w:r>
             <w:r>
               <w:rPr>

--- a/Video Game Design - year/Unit 5 - Game Design Principles & UI/Daily Lesson Plans/Word/Day 10.docx
+++ b/Video Game Design - year/Unit 5 - Game Design Principles & UI/Daily Lesson Plans/Word/Day 10.docx
@@ -446,7 +446,7 @@
                 <w:sz w:val="20"/>
                 <w:szCs w:val="20"/>
               </w:rPr>
-              <w:t xml:space="preserve">    • Animated Value Changes   •   Progress Bars   •   Callbacks   •   Clamping   •   Create XP Bar UI   •   Configure</w:t>
+              <w:t xml:space="preserve">    • Animated Value Changes   •   Progress Bars   •   Callbacks   •   Clamping</w:t>
             </w:r>
             <w:r>
               <w:rPr>
@@ -719,7 +719,7 @@
                 <w:sz w:val="20"/>
                 <w:szCs w:val="20"/>
               </w:rPr>
-              <w:t xml:space="preserve">Animated Value Changes, Progress Bars, Callbacks, Clamping, Create XP Bar UI, Configure</w:t>
+              <w:t xml:space="preserve">Animated Value Changes, Progress Bars, Callbacks, Clamping</w:t>
             </w:r>
             <w:r>
               <w:rPr>
@@ -1013,6 +1013,19 @@
             <w:r>
               <w:rPr>
                 <w:rFonts w:ascii="Arial" w:cs="Arial" w:eastAsia="Arial" w:hAnsi="Arial"/>
+                <w:b/>
+                <w:bCs/>
+                <w:i w:val="false"/>
+                <w:iCs w:val="false"/>
+                <w:color w:val="000000"/>
+                <w:sz w:val="20"/>
+                <w:szCs w:val="20"/>
+              </w:rPr>
+              <w:t xml:space="preserve">    Beginner: </w:t>
+            </w:r>
+            <w:r>
+              <w:rPr>
+                <w:rFonts w:ascii="Arial" w:cs="Arial" w:eastAsia="Arial" w:hAnsi="Arial"/>
                 <w:b w:val="false"/>
                 <w:bCs w:val="false"/>
                 <w:i w:val="false"/>
@@ -1021,7 +1034,77 @@
                 <w:sz w:val="20"/>
                 <w:szCs w:val="20"/>
               </w:rPr>
-              <w:t xml:space="preserve">    Work through problems from the day's exercise set.</w:t>
+              <w:t xml:space="preserve">Create a simple "loading bar" that counts from 0 to 100% over 3 seconds.</w:t>
+            </w:r>
+            <w:r>
+              <w:rPr>
+                <w:rFonts w:ascii="Arial" w:cs="Arial" w:eastAsia="Arial" w:hAnsi="Arial"/>
+                <w:sz w:val="20"/>
+                <w:szCs w:val="20"/>
+              </w:rPr>
+              <w:br/>
+              <w:t xml:space="preserve"/>
+            </w:r>
+            <w:r>
+              <w:rPr>
+                <w:rFonts w:ascii="Arial" w:cs="Arial" w:eastAsia="Arial" w:hAnsi="Arial"/>
+                <w:b/>
+                <w:bCs/>
+                <w:i w:val="false"/>
+                <w:iCs w:val="false"/>
+                <w:color w:val="000000"/>
+                <w:sz w:val="20"/>
+                <w:szCs w:val="20"/>
+              </w:rPr>
+              <w:t xml:space="preserve">    Intermediate: </w:t>
+            </w:r>
+            <w:r>
+              <w:rPr>
+                <w:rFonts w:ascii="Arial" w:cs="Arial" w:eastAsia="Arial" w:hAnsi="Arial"/>
+                <w:b w:val="false"/>
+                <w:bCs w:val="false"/>
+                <w:i w:val="false"/>
+                <w:iCs w:val="false"/>
+                <w:color w:val="000000"/>
+                <w:sz w:val="20"/>
+                <w:szCs w:val="20"/>
+              </w:rPr>
+              <w:t xml:space="preserve">Create a quest progress bar that shows "1/5 items collected" and updates visually as player collects items.</w:t>
+            </w:r>
+            <w:r>
+              <w:rPr>
+                <w:rFonts w:ascii="Arial" w:cs="Arial" w:eastAsia="Arial" w:hAnsi="Arial"/>
+                <w:sz w:val="20"/>
+                <w:szCs w:val="20"/>
+              </w:rPr>
+              <w:br/>
+              <w:t xml:space="preserve"/>
+            </w:r>
+            <w:r>
+              <w:rPr>
+                <w:rFonts w:ascii="Arial" w:cs="Arial" w:eastAsia="Arial" w:hAnsi="Arial"/>
+                <w:b/>
+                <w:bCs/>
+                <w:i w:val="false"/>
+                <w:iCs w:val="false"/>
+                <w:color w:val="000000"/>
+                <w:sz w:val="20"/>
+                <w:szCs w:val="20"/>
+              </w:rPr>
+              <w:t xml:space="preserve">    Challenge: </w:t>
+            </w:r>
+            <w:r>
+              <w:rPr>
+                <w:rFonts w:ascii="Arial" w:cs="Arial" w:eastAsia="Arial" w:hAnsi="Arial"/>
+                <w:b w:val="false"/>
+                <w:bCs w:val="false"/>
+                <w:i w:val="false"/>
+                <w:iCs w:val="false"/>
+                <w:color w:val="000000"/>
+                <w:sz w:val="20"/>
+                <w:szCs w:val="20"/>
+              </w:rPr>
+              <w:t xml:space="preserve">Create a dual-layer progress bar: outer ring for overall quest, inner ring for current objective. Both animate independently.</w:t>
             </w:r>
             <w:r>
               <w:rPr>
@@ -1260,227 +1343,6 @@
           <w:szCs w:val="20"/>
         </w:rPr>
         <w:t xml:space="preserve">Clamping: Ensure values stay within min/max bounds.</w:t>
-      </w:r>
-    </w:p>
-    <w:p>
-      <w:pPr>
-        <w:spacing w:after="60"/>
-      </w:pPr>
-      <w:r>
-        <w:rPr>
-          <w:rFonts w:ascii="Arial" w:cs="Arial" w:eastAsia="Arial" w:hAnsi="Arial"/>
-          <w:sz w:val="20"/>
-          <w:szCs w:val="20"/>
-        </w:rPr>
-        <w:t xml:space="preserve">1. Create XP Bar UI:</w:t>
-      </w:r>
-    </w:p>
-    <w:p>
-      <w:pPr>
-        <w:spacing w:after="60"/>
-      </w:pPr>
-      <w:r>
-        <w:rPr>
-          <w:rFonts w:ascii="Arial" w:cs="Arial" w:eastAsia="Arial" w:hAnsi="Arial"/>
-          <w:sz w:val="20"/>
-          <w:szCs w:val="20"/>
-        </w:rPr>
-        <w:t xml:space="preserve">- Canvas → Slider - Horizontal</w:t>
-      </w:r>
-    </w:p>
-    <w:p>
-      <w:pPr>
-        <w:spacing w:after="60"/>
-      </w:pPr>
-      <w:r>
-        <w:rPr>
-          <w:rFonts w:ascii="Arial" w:cs="Arial" w:eastAsia="Arial" w:hAnsi="Arial"/>
-          <w:sz w:val="20"/>
-          <w:szCs w:val="20"/>
-        </w:rPr>
-        <w:t xml:space="preserve">- Name it "XP Bar"</w:t>
-      </w:r>
-    </w:p>
-    <w:p>
-      <w:pPr>
-        <w:spacing w:after="60"/>
-      </w:pPr>
-      <w:r>
-        <w:rPr>
-          <w:rFonts w:ascii="Arial" w:cs="Arial" w:eastAsia="Arial" w:hAnsi="Arial"/>
-          <w:sz w:val="20"/>
-          <w:szCs w:val="20"/>
-        </w:rPr>
-        <w:t xml:space="preserve">2. Configure:</w:t>
-      </w:r>
-    </w:p>
-    <w:p>
-      <w:pPr>
-        <w:spacing w:after="60"/>
-      </w:pPr>
-      <w:r>
-        <w:rPr>
-          <w:rFonts w:ascii="Arial" w:cs="Arial" w:eastAsia="Arial" w:hAnsi="Arial"/>
-          <w:sz w:val="20"/>
-          <w:szCs w:val="20"/>
-        </w:rPr>
-        <w:t xml:space="preserve">- Min Value: 0, Max Value: 1 (represents 0-100%)</w:t>
-      </w:r>
-    </w:p>
-    <w:p>
-      <w:pPr>
-        <w:spacing w:after="60"/>
-      </w:pPr>
-      <w:r>
-        <w:rPr>
-          <w:rFonts w:ascii="Arial" w:cs="Arial" w:eastAsia="Arial" w:hAnsi="Arial"/>
-          <w:sz w:val="20"/>
-          <w:szCs w:val="20"/>
-        </w:rPr>
-        <w:t xml:space="preserve">- Value: 0.5</w:t>
-      </w:r>
-    </w:p>
-    <w:p>
-      <w:pPr>
-        <w:spacing w:after="60"/>
-      </w:pPr>
-      <w:r>
-        <w:rPr>
-          <w:rFonts w:ascii="Arial" w:cs="Arial" w:eastAsia="Arial" w:hAnsi="Arial"/>
-          <w:sz w:val="20"/>
-          <w:szCs w:val="20"/>
-        </w:rPr>
-        <w:t xml:space="preserve">- Interactable: False</w:t>
-      </w:r>
-    </w:p>
-    <w:p>
-      <w:pPr>
-        <w:spacing w:after="60"/>
-      </w:pPr>
-      <w:r>
-        <w:rPr>
-          <w:rFonts w:ascii="Arial" w:cs="Arial" w:eastAsia="Arial" w:hAnsi="Arial"/>
-          <w:sz w:val="20"/>
-          <w:szCs w:val="20"/>
-        </w:rPr>
-        <w:t xml:space="preserve">3. Add Text Above:</w:t>
-      </w:r>
-    </w:p>
-    <w:p>
-      <w:pPr>
-        <w:spacing w:after="60"/>
-      </w:pPr>
-      <w:r>
-        <w:rPr>
-          <w:rFonts w:ascii="Arial" w:cs="Arial" w:eastAsia="Arial" w:hAnsi="Arial"/>
-          <w:sz w:val="20"/>
-          <w:szCs w:val="20"/>
-        </w:rPr>
-        <w:t xml:space="preserve">- Create TextMeshPro text ("Level 1" → "Level 5")</w:t>
-      </w:r>
-    </w:p>
-    <w:p>
-      <w:pPr>
-        <w:spacing w:after="60"/>
-      </w:pPr>
-      <w:r>
-        <w:rPr>
-          <w:rFonts w:ascii="Arial" w:cs="Arial" w:eastAsia="Arial" w:hAnsi="Arial"/>
-          <w:sz w:val="20"/>
-          <w:szCs w:val="20"/>
-        </w:rPr>
-        <w:t xml:space="preserve">- Position above the slider</w:t>
-      </w:r>
-    </w:p>
-    <w:p>
-      <w:pPr>
-        <w:spacing w:after="60"/>
-      </w:pPr>
-      <w:r>
-        <w:rPr>
-          <w:rFonts w:ascii="Arial" w:cs="Arial" w:eastAsia="Arial" w:hAnsi="Arial"/>
-          <w:sz w:val="20"/>
-          <w:szCs w:val="20"/>
-        </w:rPr>
-        <w:t xml:space="preserve">4. Style:</w:t>
-      </w:r>
-    </w:p>
-    <w:p>
-      <w:pPr>
-        <w:spacing w:after="60"/>
-      </w:pPr>
-      <w:r>
-        <w:rPr>
-          <w:rFonts w:ascii="Arial" w:cs="Arial" w:eastAsia="Arial" w:hAnsi="Arial"/>
-          <w:sz w:val="20"/>
-          <w:szCs w:val="20"/>
-        </w:rPr>
-        <w:t xml:space="preserve">- Fill color: Blue or gold (XP color)</w:t>
-      </w:r>
-    </w:p>
-    <w:p>
-      <w:pPr>
-        <w:spacing w:after="60"/>
-      </w:pPr>
-      <w:r>
-        <w:rPr>
-          <w:rFonts w:ascii="Arial" w:cs="Arial" w:eastAsia="Arial" w:hAnsi="Arial"/>
-          <w:sz w:val="20"/>
-          <w:szCs w:val="20"/>
-        </w:rPr>
-        <w:t xml:space="preserve">- Background: Gray</w:t>
-      </w:r>
-    </w:p>
-    <w:p>
-      <w:pPr>
-        <w:spacing w:after="60"/>
-      </w:pPr>
-      <w:r>
-        <w:rPr>
-          <w:rFonts w:ascii="Arial" w:cs="Arial" w:eastAsia="Arial" w:hAnsi="Arial"/>
-          <w:sz w:val="20"/>
-          <w:szCs w:val="20"/>
-        </w:rPr>
-        <w:t xml:space="preserve">- Make it responsive: Anchor to Top, Stretch Horizontal</w:t>
-      </w:r>
-    </w:p>
-    <w:p>
-      <w:pPr>
-        <w:spacing w:after="60"/>
-      </w:pPr>
-      <w:r>
-        <w:rPr>
-          <w:rFonts w:ascii="Arial" w:cs="Arial" w:eastAsia="Arial" w:hAnsi="Arial"/>
-          <w:sz w:val="20"/>
-          <w:szCs w:val="20"/>
-        </w:rPr>
-        <w:t xml:space="preserve">5. Attach Script:</w:t>
-      </w:r>
-    </w:p>
-    <w:p>
-      <w:pPr>
-        <w:spacing w:after="60"/>
-      </w:pPr>
-      <w:r>
-        <w:rPr>
-          <w:rFonts w:ascii="Arial" w:cs="Arial" w:eastAsia="Arial" w:hAnsi="Arial"/>
-          <w:sz w:val="20"/>
-          <w:szCs w:val="20"/>
-        </w:rPr>
-        <w:t xml:space="preserve">- Create ExperienceBar.cs</w:t>
-      </w:r>
-    </w:p>
-    <w:p>
-      <w:pPr>
-        <w:spacing w:after="60"/>
-      </w:pPr>
-      <w:r>
-        <w:rPr>
-          <w:rFonts w:ascii="Arial" w:cs="Arial" w:eastAsia="Arial" w:hAnsi="Arial"/>
-          <w:sz w:val="20"/>
-          <w:szCs w:val="20"/>
-        </w:rPr>
-        <w:t xml:space="preserve">- Assign Slider reference in Inspector</w:t>
       </w:r>
     </w:p>
     <w:p>
@@ -2812,6 +2674,94 @@
       <w:pPr>
         <w:spacing w:after="160"/>
       </w:pPr>
+    </w:p>
+    <w:p>
+      <w:pPr>
+        <w:pBdr>
+          <w:bottom w:val="single" w:color="5B2D8E" w:sz="4" w:space="4"/>
+        </w:pBdr>
+        <w:spacing w:after="100" w:before="120"/>
+      </w:pPr>
+      <w:r>
+        <w:rPr>
+          <w:rFonts w:ascii="Arial" w:cs="Arial" w:eastAsia="Arial" w:hAnsi="Arial"/>
+          <w:b/>
+          <w:bCs/>
+          <w:color w:val="5B2D8E"/>
+          <w:sz w:val="24"/>
+          <w:szCs w:val="24"/>
+        </w:rPr>
+        <w:t xml:space="preserve">Practice Problems</w:t>
+      </w:r>
+    </w:p>
+    <w:p>
+      <w:pPr>
+        <w:spacing w:after="80"/>
+      </w:pPr>
+      <w:r>
+        <w:rPr>
+          <w:rFonts w:ascii="Arial" w:cs="Arial" w:eastAsia="Arial" w:hAnsi="Arial"/>
+          <w:b/>
+          <w:bCs/>
+          <w:sz w:val="20"/>
+          <w:szCs w:val="20"/>
+        </w:rPr>
+        <w:t xml:space="preserve">Problem 1: </w:t>
+      </w:r>
+      <w:r>
+        <w:rPr>
+          <w:rFonts w:ascii="Arial" w:cs="Arial" w:eastAsia="Arial" w:hAnsi="Arial"/>
+          <w:sz w:val="20"/>
+          <w:szCs w:val="20"/>
+        </w:rPr>
+        <w:t xml:space="preserve">Beginner:  Create a simple "loading bar" that counts from 0 to 100% over 3 seconds.</w:t>
+      </w:r>
+    </w:p>
+    <w:p>
+      <w:pPr>
+        <w:spacing w:after="80"/>
+      </w:pPr>
+      <w:r>
+        <w:rPr>
+          <w:rFonts w:ascii="Arial" w:cs="Arial" w:eastAsia="Arial" w:hAnsi="Arial"/>
+          <w:b/>
+          <w:bCs/>
+          <w:sz w:val="20"/>
+          <w:szCs w:val="20"/>
+        </w:rPr>
+        <w:t xml:space="preserve">Problem 2: </w:t>
+      </w:r>
+      <w:r>
+        <w:rPr>
+          <w:rFonts w:ascii="Arial" w:cs="Arial" w:eastAsia="Arial" w:hAnsi="Arial"/>
+          <w:sz w:val="20"/>
+          <w:szCs w:val="20"/>
+        </w:rPr>
+        <w:t xml:space="preserve">Intermediate:  Create a quest progress bar that shows "1/5 items collected" and updates visually as player collects items.</w:t>
+      </w:r>
+    </w:p>
+    <w:p>
+      <w:pPr>
+        <w:spacing w:after="80"/>
+      </w:pPr>
+      <w:r>
+        <w:rPr>
+          <w:rFonts w:ascii="Arial" w:cs="Arial" w:eastAsia="Arial" w:hAnsi="Arial"/>
+          <w:b/>
+          <w:bCs/>
+          <w:sz w:val="20"/>
+          <w:szCs w:val="20"/>
+        </w:rPr>
+        <w:t xml:space="preserve">Problem 3: </w:t>
+      </w:r>
+      <w:r>
+        <w:rPr>
+          <w:rFonts w:ascii="Arial" w:cs="Arial" w:eastAsia="Arial" w:hAnsi="Arial"/>
+          <w:sz w:val="20"/>
+          <w:szCs w:val="20"/>
+        </w:rPr>
+        <w:t xml:space="preserve">Challenge:  Create a dual-layer progress bar: outer ring for overall quest, inner ring for current objective. Both animate independently.</w:t>
+      </w:r>
     </w:p>
     <w:p>
       <w:pPr>
